--- a/pr-preview/pr-168/chapters/word-choice-tracked-changes.docx
+++ b/pr-preview/pr-168/chapters/word-choice-tracked-changes.docx
@@ -26,7 +26,7 @@
       </w:pPr>
       <w:ins w:id="2" w:author="PR Preview" w:date="2026-01-01T00:00:00Z">
         <w:r>
-          <w:t xml:space="preserve">Last modified: 2026-10-12 14:46:54 (PDT)</w:t>
+          <w:t xml:space="preserve">Last modified: 2026-10-12 15:27:23 (PDT)</w:t>
         </w:r>
       </w:ins>
     </w:p>
@@ -437,6 +437,51 @@
       <w:pPr>
         <w:pStyle w:val="BodyText"/>
       </w:pPr>
+      <w:hyperlink r:id="rId15">
+        <w:ins w:id="3" w:author="PR Preview" w:date="2026-01-01T00:00:00Z">
+          <w:r>
+            <w:rPr>
+              <w:rStyle w:val="Hyperlink"/>
+            </w:rPr>
+            <w:t xml:space="preserve">Overused vocabulary</w:t>
+          </w:r>
+        </w:ins>
+      </w:hyperlink>
+      <w:ins w:id="4" w:author="PR Preview" w:date="2026-01-01T00:00:00Z">
+        <w:r>
+          <w:t xml:space="preserve"> </w:t>
+        </w:r>
+      </w:ins>
+      <w:ins w:id="5" w:author="PR Preview" w:date="2026-01-01T00:00:00Z">
+        <w:r>
+          <w:t xml:space="preserve">lists more words, many of them Latin-derived,</w:t>
+        </w:r>
+      </w:ins>
+      <w:ins w:id="6" w:author="PR Preview" w:date="2026-01-01T00:00:00Z">
+        <w:r>
+          <w:t xml:space="preserve"> </w:t>
+        </w:r>
+      </w:ins>
+      <w:ins w:id="7" w:author="PR Preview" w:date="2026-01-01T00:00:00Z">
+        <w:r>
+          <w:t xml:space="preserve">that writers reach for by reflex,</w:t>
+        </w:r>
+      </w:ins>
+      <w:ins w:id="8" w:author="PR Preview" w:date="2026-01-01T00:00:00Z">
+        <w:r>
+          <w:t xml:space="preserve"> </w:t>
+        </w:r>
+      </w:ins>
+      <w:ins w:id="9" w:author="PR Preview" w:date="2026-01-01T00:00:00Z">
+        <w:r>
+          <w:t xml:space="preserve">with plainer alternatives.</w:t>
+        </w:r>
+      </w:ins>
+    </w:p>
+    <w:p>
+      <w:pPr>
+        <w:pStyle w:val="BodyText"/>
+      </w:pPr>
       <w:r>
         <w:t xml:space="preserve">I am aware that this book,</w:t>
       </w:r>
@@ -533,7 +578,7 @@
         <w:t xml:space="preserve">and the relatively-recent hybridization of the English language.</w:t>
       </w:r>
     </w:p>
-    <w:bookmarkStart w:id="18" w:name="avoid-vague-and-metaphorical-language"/>
+    <w:bookmarkStart w:id="20" w:name="avoid-vague-and-metaphorical-language"/>
     <w:p>
       <w:pPr>
         <w:pStyle w:val="Heading2"/>
@@ -616,7 +661,7 @@
       <w:tr>
         <w:tc>
           <w:tcPr/>
-          <w:bookmarkStart w:id="15" w:name="tbl-vague-precise"/>
+          <w:bookmarkStart w:id="16" w:name="tbl-vague-precise"/>
           <w:p>
             <w:pPr>
               <w:jc w:val="center"/>
@@ -774,7 +819,7 @@
               </w:tc>
             </w:tr>
           </w:tbl>
-          <w:bookmarkEnd w:id="15"/>
+          <w:bookmarkEnd w:id="16"/>
           <w:p/>
         </w:tc>
       </w:tr>
@@ -821,14 +866,345 @@
       <w:pPr>
         <w:pStyle w:val="BodyText"/>
       </w:pPr>
-      <w:r>
-        <w:t xml:space="preserve">Informal idioms are metaphors too.</w:t>
-      </w:r>
-      <w:r>
-        <w:t xml:space="preserve"> </w:t>
-      </w:r>
-      <w:r>
-        <w:t xml:space="preserve">“Kicks in”</w:t>
+      <w:del w:id="10" w:author="PR Preview" w:date="2026-01-01T00:00:00Z">
+        <w:r>
+          <w:delText xml:space="preserve">Informal idioms are metaphors too.</w:delText>
+        </w:r>
+      </w:del>
+      <w:del w:id="11" w:author="PR Preview" w:date="2026-01-01T00:00:00Z">
+        <w:r>
+          <w:delText xml:space="preserve"> </w:delText>
+        </w:r>
+      </w:del>
+      <w:del w:id="12" w:author="PR Preview" w:date="2026-01-01T00:00:00Z">
+        <w:r>
+          <w:delText xml:space="preserve">“Kicks in”</w:delText>
+        </w:r>
+      </w:del>
+      <w:del w:id="13" w:author="PR Preview" w:date="2026-01-01T00:00:00Z">
+        <w:r>
+          <w:delText xml:space="preserve">,</w:delText>
+        </w:r>
+      </w:del>
+      <w:del w:id="14" w:author="PR Preview" w:date="2026-01-01T00:00:00Z">
+        <w:r>
+          <w:delText xml:space="preserve"> </w:delText>
+        </w:r>
+      </w:del>
+      <w:del w:id="15" w:author="PR Preview" w:date="2026-01-01T00:00:00Z">
+        <w:r>
+          <w:delText xml:space="preserve">“the whole point”</w:delText>
+        </w:r>
+      </w:del>
+      <w:del w:id="16" w:author="PR Preview" w:date="2026-01-01T00:00:00Z">
+        <w:r>
+          <w:delText xml:space="preserve"> </w:delText>
+        </w:r>
+      </w:del>
+      <w:del w:id="17" w:author="PR Preview" w:date="2026-01-01T00:00:00Z">
+        <w:r>
+          <w:delText xml:space="preserve">and</w:delText>
+        </w:r>
+      </w:del>
+      <w:del w:id="18" w:author="PR Preview" w:date="2026-01-01T00:00:00Z">
+        <w:r>
+          <w:delText xml:space="preserve"> </w:delText>
+        </w:r>
+      </w:del>
+      <w:del w:id="19" w:author="PR Preview" w:date="2026-01-01T00:00:00Z">
+        <w:r>
+          <w:delText xml:space="preserve">“getting there”</w:delText>
+        </w:r>
+      </w:del>
+      <w:del w:id="20" w:author="PR Preview" w:date="2026-01-01T00:00:00Z">
+        <w:r>
+          <w:delText xml:space="preserve"> </w:delText>
+        </w:r>
+      </w:del>
+      <w:del w:id="21" w:author="PR Preview" w:date="2026-01-01T00:00:00Z">
+        <w:r>
+          <w:delText xml:space="preserve">stand in for a literal claim;</w:delText>
+        </w:r>
+      </w:del>
+      <w:del w:id="22" w:author="PR Preview" w:date="2026-01-01T00:00:00Z">
+        <w:r>
+          <w:delText xml:space="preserve"> </w:delText>
+        </w:r>
+      </w:del>
+      <w:del w:id="23" w:author="PR Preview" w:date="2026-01-01T00:00:00Z">
+        <w:r>
+          <w:delText xml:space="preserve">state the claim.</w:delText>
+        </w:r>
+      </w:del>
+      <w:del w:id="24" w:author="PR Preview" w:date="2026-01-01T00:00:00Z">
+        <w:r>
+          <w:delText xml:space="preserve"> </w:delText>
+        </w:r>
+      </w:del>
+      <w:hyperlink r:id="rId17">
+        <w:del w:id="25" w:author="PR Preview" w:date="2026-01-01T00:00:00Z">
+          <w:r>
+            <w:rPr>
+              <w:rStyle w:val="Hyperlink"/>
+            </w:rPr>
+            <w:delText xml:space="preserve">Use literal language</w:delText>
+          </w:r>
+        </w:del>
+      </w:hyperlink>
+      <w:del w:id="26" w:author="PR Preview" w:date="2026-01-01T00:00:00Z">
+        <w:r>
+          <w:delText xml:space="preserve"> </w:delText>
+        </w:r>
+      </w:del>
+      <w:del w:id="27" w:author="PR Preview" w:date="2026-01-01T00:00:00Z">
+        <w:r>
+          <w:delText xml:space="preserve">explains why idioms exclude some readers,</w:delText>
+        </w:r>
+      </w:del>
+      <w:del w:id="28" w:author="PR Preview" w:date="2026-01-01T00:00:00Z">
+        <w:r>
+          <w:delText xml:space="preserve"> </w:delText>
+        </w:r>
+      </w:del>
+      <w:del w:id="29" w:author="PR Preview" w:date="2026-01-01T00:00:00Z">
+        <w:r>
+          <w:delText xml:space="preserve">and gives more examples.</w:delText>
+        </w:r>
+      </w:del>
+    </w:p>
+    <w:p>
+      <w:pPr>
+        <w:pStyle w:val="BodyText"/>
+      </w:pPr>
+      <w:ins w:id="30" w:author="PR Preview" w:date="2026-01-01T00:00:00Z">
+        <w:r>
+          <w:t xml:space="preserve">Informal idioms are metaphors too.</w:t>
+        </w:r>
+      </w:ins>
+      <w:ins w:id="31" w:author="PR Preview" w:date="2026-01-01T00:00:00Z">
+        <w:r>
+          <w:t xml:space="preserve"> </w:t>
+        </w:r>
+      </w:ins>
+      <w:ins w:id="32" w:author="PR Preview" w:date="2026-01-01T00:00:00Z">
+        <w:r>
+          <w:t xml:space="preserve">“Kicks in”</w:t>
+        </w:r>
+      </w:ins>
+      <w:ins w:id="33" w:author="PR Preview" w:date="2026-01-01T00:00:00Z">
+        <w:r>
+          <w:t xml:space="preserve">,</w:t>
+        </w:r>
+      </w:ins>
+      <w:ins w:id="34" w:author="PR Preview" w:date="2026-01-01T00:00:00Z">
+        <w:r>
+          <w:t xml:space="preserve"> </w:t>
+        </w:r>
+      </w:ins>
+      <w:ins w:id="35" w:author="PR Preview" w:date="2026-01-01T00:00:00Z">
+        <w:r>
+          <w:t xml:space="preserve">“the whole point”</w:t>
+        </w:r>
+      </w:ins>
+      <w:ins w:id="36" w:author="PR Preview" w:date="2026-01-01T00:00:00Z">
+        <w:r>
+          <w:t xml:space="preserve"> </w:t>
+        </w:r>
+      </w:ins>
+      <w:ins w:id="37" w:author="PR Preview" w:date="2026-01-01T00:00:00Z">
+        <w:r>
+          <w:t xml:space="preserve">and</w:t>
+        </w:r>
+      </w:ins>
+      <w:ins w:id="38" w:author="PR Preview" w:date="2026-01-01T00:00:00Z">
+        <w:r>
+          <w:t xml:space="preserve"> </w:t>
+        </w:r>
+      </w:ins>
+      <w:ins w:id="39" w:author="PR Preview" w:date="2026-01-01T00:00:00Z">
+        <w:r>
+          <w:t xml:space="preserve">“getting there”</w:t>
+        </w:r>
+      </w:ins>
+      <w:ins w:id="40" w:author="PR Preview" w:date="2026-01-01T00:00:00Z">
+        <w:r>
+          <w:t xml:space="preserve"> </w:t>
+        </w:r>
+      </w:ins>
+      <w:ins w:id="41" w:author="PR Preview" w:date="2026-01-01T00:00:00Z">
+        <w:r>
+          <w:t xml:space="preserve">stand in for a literal claim;</w:t>
+        </w:r>
+      </w:ins>
+      <w:ins w:id="42" w:author="PR Preview" w:date="2026-01-01T00:00:00Z">
+        <w:r>
+          <w:t xml:space="preserve"> </w:t>
+        </w:r>
+      </w:ins>
+      <w:ins w:id="43" w:author="PR Preview" w:date="2026-01-01T00:00:00Z">
+        <w:r>
+          <w:t xml:space="preserve">state the claim.</w:t>
+        </w:r>
+      </w:ins>
+      <w:ins w:id="44" w:author="PR Preview" w:date="2026-01-01T00:00:00Z">
+        <w:r>
+          <w:t xml:space="preserve"> </w:t>
+        </w:r>
+      </w:ins>
+      <w:hyperlink r:id="rId17">
+        <w:ins w:id="45" w:author="PR Preview" w:date="2026-01-01T00:00:00Z">
+          <w:r>
+            <w:rPr>
+              <w:rStyle w:val="Hyperlink"/>
+            </w:rPr>
+            <w:t xml:space="preserve">Use literal language</w:t>
+          </w:r>
+        </w:ins>
+      </w:hyperlink>
+      <w:ins w:id="46" w:author="PR Preview" w:date="2026-01-01T00:00:00Z">
+        <w:r>
+          <w:t xml:space="preserve"> </w:t>
+        </w:r>
+      </w:ins>
+      <w:ins w:id="47" w:author="PR Preview" w:date="2026-01-01T00:00:00Z">
+        <w:r>
+          <w:t xml:space="preserve">explains why idioms exclude some readers,</w:t>
+        </w:r>
+      </w:ins>
+      <w:ins w:id="48" w:author="PR Preview" w:date="2026-01-01T00:00:00Z">
+        <w:r>
+          <w:t xml:space="preserve"> </w:t>
+        </w:r>
+      </w:ins>
+      <w:ins w:id="49" w:author="PR Preview" w:date="2026-01-01T00:00:00Z">
+        <w:r>
+          <w:t xml:space="preserve">and gives more examples.</w:t>
+        </w:r>
+      </w:ins>
+      <w:ins w:id="50" w:author="PR Preview" w:date="2026-01-01T00:00:00Z">
+        <w:r>
+          <w:t xml:space="preserve"> </w:t>
+        </w:r>
+      </w:ins>
+      <w:ins w:id="51" w:author="PR Preview" w:date="2026-01-01T00:00:00Z">
+        <w:r>
+          <w:t xml:space="preserve">Stock metaphors such as</w:t>
+        </w:r>
+      </w:ins>
+      <w:ins w:id="52" w:author="PR Preview" w:date="2026-01-01T00:00:00Z">
+        <w:r>
+          <w:t xml:space="preserve"> </w:t>
+        </w:r>
+      </w:ins>
+      <w:ins w:id="53" w:author="PR Preview" w:date="2026-01-01T00:00:00Z">
+        <w:r>
+          <w:t xml:space="preserve">“pave the way”</w:t>
+        </w:r>
+      </w:ins>
+      <w:ins w:id="54" w:author="PR Preview" w:date="2026-01-01T00:00:00Z">
+        <w:r>
+          <w:t xml:space="preserve"> </w:t>
+        </w:r>
+      </w:ins>
+      <w:ins w:id="55" w:author="PR Preview" w:date="2026-01-01T00:00:00Z">
+        <w:r>
+          <w:t xml:space="preserve">and</w:t>
+        </w:r>
+      </w:ins>
+      <w:ins w:id="56" w:author="PR Preview" w:date="2026-01-01T00:00:00Z">
+        <w:r>
+          <w:t xml:space="preserve"> </w:t>
+        </w:r>
+      </w:ins>
+      <w:ins w:id="57" w:author="PR Preview" w:date="2026-01-01T00:00:00Z">
+        <w:r>
+          <w:t xml:space="preserve">“shed light on”</w:t>
+        </w:r>
+      </w:ins>
+      <w:ins w:id="58" w:author="PR Preview" w:date="2026-01-01T00:00:00Z">
+        <w:r>
+          <w:t xml:space="preserve"> </w:t>
+        </w:r>
+      </w:ins>
+      <w:ins w:id="59" w:author="PR Preview" w:date="2026-01-01T00:00:00Z">
+        <w:r>
+          <w:t xml:space="preserve">are</w:t>
+        </w:r>
+      </w:ins>
+      <w:ins w:id="60" w:author="PR Preview" w:date="2026-01-01T00:00:00Z">
+        <w:r>
+          <w:t xml:space="preserve"> </w:t>
+        </w:r>
+      </w:ins>
+      <w:hyperlink r:id="rId18">
+        <w:ins w:id="61" w:author="PR Preview" w:date="2026-01-01T00:00:00Z">
+          <w:r>
+            <w:rPr>
+              <w:rStyle w:val="Hyperlink"/>
+            </w:rPr>
+            <w:t xml:space="preserve">clichés</w:t>
+          </w:r>
+        </w:ins>
+      </w:hyperlink>
+      <w:ins w:id="62" w:author="PR Preview" w:date="2026-01-01T00:00:00Z">
+        <w:r>
+          <w:t xml:space="preserve">,</w:t>
+        </w:r>
+      </w:ins>
+      <w:ins w:id="63" w:author="PR Preview" w:date="2026-01-01T00:00:00Z">
+        <w:r>
+          <w:t xml:space="preserve"> </w:t>
+        </w:r>
+      </w:ins>
+      <w:ins w:id="64" w:author="PR Preview" w:date="2026-01-01T00:00:00Z">
+        <w:r>
+          <w:t xml:space="preserve">and</w:t>
+        </w:r>
+      </w:ins>
+      <w:ins w:id="65" w:author="PR Preview" w:date="2026-01-01T00:00:00Z">
+        <w:r>
+          <w:t xml:space="preserve"> </w:t>
+        </w:r>
+      </w:ins>
+      <w:hyperlink r:id="rId15">
+        <w:ins w:id="66" w:author="PR Preview" w:date="2026-01-01T00:00:00Z">
+          <w:r>
+            <w:rPr>
+              <w:rStyle w:val="Hyperlink"/>
+            </w:rPr>
+            <w:t xml:space="preserve">Overused vocabulary</w:t>
+          </w:r>
+        </w:ins>
+      </w:hyperlink>
+      <w:ins w:id="67" w:author="PR Preview" w:date="2026-01-01T00:00:00Z">
+        <w:r>
+          <w:t xml:space="preserve"> </w:t>
+        </w:r>
+      </w:ins>
+      <w:ins w:id="68" w:author="PR Preview" w:date="2026-01-01T00:00:00Z">
+        <w:r>
+          <w:t xml:space="preserve">lists more of them.</w:t>
+        </w:r>
+      </w:ins>
+    </w:p>
+    <w:p>
+      <w:pPr>
+        <w:pStyle w:val="BodyText"/>
+      </w:pPr>
+      <w:r>
+        <w:t xml:space="preserve">Some single words cause a different problem.</w:t>
+      </w:r>
+      <w:r>
+        <w:t xml:space="preserve"> </w:t>
+      </w:r>
+      <w:r>
+        <w:t xml:space="preserve">Words such as</w:t>
+      </w:r>
+      <w:r>
+        <w:t xml:space="preserve"> </w:t>
+      </w:r>
+      <w:r>
+        <w:t xml:space="preserve">“obviously”</w:t>
       </w:r>
       <w:r>
         <w:t xml:space="preserve">,</w:t>
@@ -837,7 +1213,7 @@
         <w:t xml:space="preserve"> </w:t>
       </w:r>
       <w:r>
-        <w:t xml:space="preserve">“the whole point”</w:t>
+        <w:t xml:space="preserve">“clearly”</w:t>
       </w:r>
       <w:r>
         <w:t xml:space="preserve"> </w:t>
@@ -849,82 +1225,6 @@
         <w:t xml:space="preserve"> </w:t>
       </w:r>
       <w:r>
-        <w:t xml:space="preserve">“getting there”</w:t>
-      </w:r>
-      <w:r>
-        <w:t xml:space="preserve"> </w:t>
-      </w:r>
-      <w:r>
-        <w:t xml:space="preserve">stand in for a literal claim;</w:t>
-      </w:r>
-      <w:r>
-        <w:t xml:space="preserve"> </w:t>
-      </w:r>
-      <w:r>
-        <w:t xml:space="preserve">state the claim.</w:t>
-      </w:r>
-      <w:r>
-        <w:t xml:space="preserve"> </w:t>
-      </w:r>
-      <w:hyperlink r:id="rId16">
-        <w:r>
-          <w:rPr>
-            <w:rStyle w:val="Hyperlink"/>
-          </w:rPr>
-          <w:t xml:space="preserve">Use literal language</w:t>
-        </w:r>
-      </w:hyperlink>
-      <w:r>
-        <w:t xml:space="preserve"> </w:t>
-      </w:r>
-      <w:r>
-        <w:t xml:space="preserve">explains why idioms exclude some readers,</w:t>
-      </w:r>
-      <w:r>
-        <w:t xml:space="preserve"> </w:t>
-      </w:r>
-      <w:r>
-        <w:t xml:space="preserve">and gives more examples.</w:t>
-      </w:r>
-    </w:p>
-    <w:p>
-      <w:pPr>
-        <w:pStyle w:val="BodyText"/>
-      </w:pPr>
-      <w:r>
-        <w:t xml:space="preserve">Some single words cause a different problem.</w:t>
-      </w:r>
-      <w:r>
-        <w:t xml:space="preserve"> </w:t>
-      </w:r>
-      <w:r>
-        <w:t xml:space="preserve">Words such as</w:t>
-      </w:r>
-      <w:r>
-        <w:t xml:space="preserve"> </w:t>
-      </w:r>
-      <w:r>
-        <w:t xml:space="preserve">“obviously”</w:t>
-      </w:r>
-      <w:r>
-        <w:t xml:space="preserve">,</w:t>
-      </w:r>
-      <w:r>
-        <w:t xml:space="preserve"> </w:t>
-      </w:r>
-      <w:r>
-        <w:t xml:space="preserve">“clearly”</w:t>
-      </w:r>
-      <w:r>
-        <w:t xml:space="preserve"> </w:t>
-      </w:r>
-      <w:r>
-        <w:t xml:space="preserve">and</w:t>
-      </w:r>
-      <w:r>
-        <w:t xml:space="preserve"> </w:t>
-      </w:r>
-      <w:r>
         <w:t xml:space="preserve">“trivially”</w:t>
       </w:r>
       <w:r>
@@ -942,7 +1242,7 @@
       <w:r>
         <w:t xml:space="preserve"> </w:t>
       </w:r>
-      <w:hyperlink r:id="rId17">
+      <w:hyperlink r:id="rId19">
         <w:r>
           <w:rPr>
             <w:rStyle w:val="Hyperlink"/>
@@ -963,8 +1263,8 @@
         <w:t xml:space="preserve">and what to write instead.</w:t>
       </w:r>
     </w:p>
-    <w:bookmarkEnd w:id="18"/>
-    <w:bookmarkStart w:id="19" w:name="Xb7f284656303a61435fb977954db81f2a003d22"/>
+    <w:bookmarkEnd w:id="20"/>
+    <w:bookmarkStart w:id="21" w:name="Xb7f284656303a61435fb977954db81f2a003d22"/>
     <w:p>
       <w:pPr>
         <w:pStyle w:val="Heading2"/>
@@ -1099,8 +1399,8 @@
         <w:t xml:space="preserve">and put that case right after the claim.</w:t>
       </w:r>
     </w:p>
-    <w:bookmarkEnd w:id="19"/>
-    <w:bookmarkStart w:id="20" w:name="say-which-thing"/>
+    <w:bookmarkEnd w:id="21"/>
+    <w:bookmarkStart w:id="22" w:name="say-which-thing"/>
     <w:p>
       <w:pPr>
         <w:pStyle w:val="Heading2"/>
@@ -1155,8 +1455,8 @@
         <w:t xml:space="preserve">✅ Check the residuals first.</w:t>
       </w:r>
     </w:p>
-    <w:bookmarkEnd w:id="20"/>
-    <w:bookmarkStart w:id="23" w:name="minimize-unnecessary-jargon"/>
+    <w:bookmarkEnd w:id="22"/>
+    <w:bookmarkStart w:id="25" w:name="minimize-unnecessary-jargon"/>
     <w:p>
       <w:pPr>
         <w:pStyle w:val="Heading2"/>
@@ -1267,7 +1567,7 @@
       <w:r>
         <w:t xml:space="preserve"> </w:t>
       </w:r>
-      <w:hyperlink r:id="rId21">
+      <w:hyperlink r:id="rId23">
         <w:r>
           <w:rPr>
             <w:rStyle w:val="Hyperlink"/>
@@ -1279,7 +1579,7 @@
         <w:t xml:space="preserve">).</w:t>
       </w:r>
     </w:p>
-    <w:bookmarkStart w:id="22" w:name="exm-jargon"/>
+    <w:bookmarkStart w:id="24" w:name="exm-jargon"/>
     <w:p>
       <w:pPr>
         <w:pStyle w:val="BodyText"/>
@@ -1328,7 +1628,7 @@
         <w:t xml:space="preserve">and it states what was actually done.</w:t>
       </w:r>
     </w:p>
-    <w:bookmarkEnd w:id="22"/>
+    <w:bookmarkEnd w:id="24"/>
     <w:p>
       <w:pPr>
         <w:pStyle w:val="BodyText"/>
@@ -1367,7 +1667,7 @@
         <w:t xml:space="preserve">define it clearly at first use.</w:t>
       </w:r>
     </w:p>
-    <w:bookmarkEnd w:id="23"/>
+    <w:bookmarkEnd w:id="25"/>
     <w:sectPr>
       <w:footnotePr>
         <w:numRestart w:val="eachSect"/>

--- a/pr-preview/pr-168/chapters/word-choice-tracked-changes.docx
+++ b/pr-preview/pr-168/chapters/word-choice-tracked-changes.docx
@@ -26,7 +26,7 @@
       </w:pPr>
       <w:ins w:id="2" w:author="PR Preview" w:date="2026-01-01T00:00:00Z">
         <w:r>
-          <w:t xml:space="preserve">Last modified: 2026-10-12 15:27:23 (PDT)</w:t>
+          <w:t xml:space="preserve">Last modified: 2026-10-12 16:12:27 (PDT)</w:t>
         </w:r>
       </w:ins>
     </w:p>

--- a/pr-preview/pr-168/chapters/word-choice-tracked-changes.docx
+++ b/pr-preview/pr-168/chapters/word-choice-tracked-changes.docx
@@ -16,7 +16,7 @@
       </w:pPr>
       <w:del w:id="1" w:author="PR Preview" w:date="2026-01-01T00:00:00Z">
         <w:r>
-          <w:delText xml:space="preserve">Last modified: 2026-10-12 00:36:15 (PDT)</w:delText>
+          <w:delText xml:space="preserve">Last modified: 2026-10-12 22:10:26 (PDT)</w:delText>
         </w:r>
       </w:del>
     </w:p>
@@ -26,7 +26,7 @@
       </w:pPr>
       <w:ins w:id="2" w:author="PR Preview" w:date="2026-01-01T00:00:00Z">
         <w:r>
-          <w:t xml:space="preserve">Last modified: 2026-10-12 16:12:27 (PDT)</w:t>
+          <w:t xml:space="preserve">Last modified: 2026-10-12 22:31:45 (PDT)</w:t>
         </w:r>
       </w:ins>
     </w:p>
